--- a/lessons/3-10-catchup/homework.docx
+++ b/lessons/3-10-catchup/homework.docx
@@ -115,7 +115,7 @@
           <wp:inline distT="0" distB="0" distL="0" distR="0">
             <wp:extent cx="1047750" cy="790575"/>
             <wp:effectExtent t="0" r="0" b="0" l="0"/>
-            <wp:docPr id="1" name="" descr="" title=""/>
+            <wp:docPr id="1" name="Coordinate plane" descr="Picture illustrating the vocabulary word &quot;Coordinate plane&quot;" title="Coordinate plane"/>
             <wp:cNvGraphicFramePr>
               <a:graphicFrameLocks xmlns:a="http://schemas.openxmlformats.org/drawingml/2006/main" noChangeAspect="1"/>
             </wp:cNvGraphicFramePr>
@@ -161,10 +161,10 @@
           <w:b/>
           <w:bCs/>
         </w:rPr>
-        <w:t xml:space="preserve">Graph Ratio Tables (Representar tablas de razones en una gráfica)</w:t>
-      </w:r>
-      <w:r>
-        <w:t xml:space="preserve"> — Plot the paired values from a ratio table as ordered pairs.</w:t>
+        <w:t xml:space="preserve">Coordinate plane (Plano cartesiano)</w:t>
+      </w:r>
+      <w:r>
+        <w:t xml:space="preserve"> — A grid with a line going across and a line going up to plot points.</w:t>
       </w:r>
     </w:p>
     <w:p>
@@ -178,7 +178,7 @@
           <wp:inline distT="0" distB="0" distL="0" distR="0">
             <wp:extent cx="1047750" cy="790575"/>
             <wp:effectExtent t="0" r="0" b="0" l="0"/>
-            <wp:docPr id="1" name="" descr="" title=""/>
+            <wp:docPr id="1" name="Ordered pair" descr="Picture illustrating the vocabulary word &quot;Ordered pair&quot;" title="Ordered pair"/>
             <wp:cNvGraphicFramePr>
               <a:graphicFrameLocks xmlns:a="http://schemas.openxmlformats.org/drawingml/2006/main" noChangeAspect="1"/>
             </wp:cNvGraphicFramePr>
@@ -224,10 +224,10 @@
           <w:b/>
           <w:bCs/>
         </w:rPr>
-        <w:t xml:space="preserve">Coordinate plane (Plano cartesiano)</w:t>
-      </w:r>
-      <w:r>
-        <w:t xml:space="preserve"> — A grid with a line going across and a line going up to plot points.</w:t>
+        <w:t xml:space="preserve">Ordered pair (Par ordenado)</w:t>
+      </w:r>
+      <w:r>
+        <w:t xml:space="preserve"> — Two numbers (x, y) that tell where a point is on a grid.</w:t>
       </w:r>
     </w:p>
     <w:p>
@@ -241,7 +241,7 @@
           <wp:inline distT="0" distB="0" distL="0" distR="0">
             <wp:extent cx="1047750" cy="790575"/>
             <wp:effectExtent t="0" r="0" b="0" l="0"/>
-            <wp:docPr id="1" name="" descr="" title=""/>
+            <wp:docPr id="1" name="Linear pattern" descr="Picture illustrating the vocabulary word &quot;Linear pattern&quot;" title="Linear pattern"/>
             <wp:cNvGraphicFramePr>
               <a:graphicFrameLocks xmlns:a="http://schemas.openxmlformats.org/drawingml/2006/main" noChangeAspect="1"/>
             </wp:cNvGraphicFramePr>
@@ -287,10 +287,10 @@
           <w:b/>
           <w:bCs/>
         </w:rPr>
-        <w:t xml:space="preserve">Ordered pair (Par ordenado)</w:t>
-      </w:r>
-      <w:r>
-        <w:t xml:space="preserve"> — Two numbers (x, y) that tell where a point is on a grid.</w:t>
+        <w:t xml:space="preserve">Linear pattern (Patrón lineal)</w:t>
+      </w:r>
+      <w:r>
+        <w:t xml:space="preserve"> — Points that make a straight line on a grid.</w:t>
       </w:r>
     </w:p>
     <w:p>
@@ -304,7 +304,7 @@
           <wp:inline distT="0" distB="0" distL="0" distR="0">
             <wp:extent cx="1047750" cy="790575"/>
             <wp:effectExtent t="0" r="0" b="0" l="0"/>
-            <wp:docPr id="1" name="" descr="" title=""/>
+            <wp:docPr id="1" name="Proportional" descr="Picture illustrating the vocabulary word &quot;Proportional&quot;" title="Proportional"/>
             <wp:cNvGraphicFramePr>
               <a:graphicFrameLocks xmlns:a="http://schemas.openxmlformats.org/drawingml/2006/main" noChangeAspect="1"/>
             </wp:cNvGraphicFramePr>
@@ -350,10 +350,10 @@
           <w:b/>
           <w:bCs/>
         </w:rPr>
-        <w:t xml:space="preserve">Linear pattern (Patrón lineal)</w:t>
-      </w:r>
-      <w:r>
-        <w:t xml:space="preserve"> — Points that make a straight line on a grid.</w:t>
+        <w:t xml:space="preserve">Proportional (Proporcional)</w:t>
+      </w:r>
+      <w:r>
+        <w:t xml:space="preserve"> — Two amounts that grow together at the same rate.</w:t>
       </w:r>
     </w:p>
     <w:p>
@@ -367,7 +367,7 @@
           <wp:inline distT="0" distB="0" distL="0" distR="0">
             <wp:extent cx="1047750" cy="790575"/>
             <wp:effectExtent t="0" r="0" b="0" l="0"/>
-            <wp:docPr id="1" name="" descr="" title=""/>
+            <wp:docPr id="1" name="Origin" descr="Picture illustrating the vocabulary word &quot;Origin&quot;" title="Origin"/>
             <wp:cNvGraphicFramePr>
               <a:graphicFrameLocks xmlns:a="http://schemas.openxmlformats.org/drawingml/2006/main" noChangeAspect="1"/>
             </wp:cNvGraphicFramePr>
@@ -413,10 +413,10 @@
           <w:b/>
           <w:bCs/>
         </w:rPr>
-        <w:t xml:space="preserve">Proportional (Proporcional)</w:t>
-      </w:r>
-      <w:r>
-        <w:t xml:space="preserve"> — Two amounts that grow together at the same rate.</w:t>
+        <w:t xml:space="preserve">Origin (Origen)</w:t>
+      </w:r>
+      <w:r>
+        <w:t xml:space="preserve"> — The point (0, 0) where the two grid lines cross.</w:t>
       </w:r>
     </w:p>
     <w:p>
@@ -430,7 +430,7 @@
           <wp:inline distT="0" distB="0" distL="0" distR="0">
             <wp:extent cx="1047750" cy="790575"/>
             <wp:effectExtent t="0" r="0" b="0" l="0"/>
-            <wp:docPr id="1" name="" descr="" title=""/>
+            <wp:docPr id="1" name="Ratio table" descr="Picture illustrating the vocabulary word &quot;Ratio table&quot;" title="Ratio table"/>
             <wp:cNvGraphicFramePr>
               <a:graphicFrameLocks xmlns:a="http://schemas.openxmlformats.org/drawingml/2006/main" noChangeAspect="1"/>
             </wp:cNvGraphicFramePr>
@@ -476,10 +476,10 @@
           <w:b/>
           <w:bCs/>
         </w:rPr>
-        <w:t xml:space="preserve">Origin (Origen)</w:t>
-      </w:r>
-      <w:r>
-        <w:t xml:space="preserve"> — The point (0, 0) where the two grid lines cross.</w:t>
+        <w:t xml:space="preserve">Ratio table (Tabla de razones)</w:t>
+      </w:r>
+      <w:r>
+        <w:t xml:space="preserve"> — A table of equal ratios that shows a pattern.</w:t>
       </w:r>
     </w:p>
     <w:p>
@@ -493,7 +493,7 @@
           <wp:inline distT="0" distB="0" distL="0" distR="0">
             <wp:extent cx="1047750" cy="790575"/>
             <wp:effectExtent t="0" r="0" b="0" l="0"/>
-            <wp:docPr id="1" name="" descr="" title=""/>
+            <wp:docPr id="1" name="Equivalent Ratios" descr="Picture illustrating the vocabulary word &quot;Equivalent Ratios&quot;" title="Equivalent Ratios"/>
             <wp:cNvGraphicFramePr>
               <a:graphicFrameLocks xmlns:a="http://schemas.openxmlformats.org/drawingml/2006/main" noChangeAspect="1"/>
             </wp:cNvGraphicFramePr>
@@ -539,10 +539,10 @@
           <w:b/>
           <w:bCs/>
         </w:rPr>
-        <w:t xml:space="preserve">Ratio table (Tabla de razones)</w:t>
-      </w:r>
-      <w:r>
-        <w:t xml:space="preserve"> — A table of equal ratios that shows a pattern.</w:t>
+        <w:t xml:space="preserve">Equivalent Ratios (Razones equivalentes)</w:t>
+      </w:r>
+      <w:r>
+        <w:t xml:space="preserve"> — Ratios that compare quantities in the same relationship.</w:t>
       </w:r>
     </w:p>
     <w:p>
@@ -556,7 +556,7 @@
           <wp:inline distT="0" distB="0" distL="0" distR="0">
             <wp:extent cx="1047750" cy="790575"/>
             <wp:effectExtent t="0" r="0" b="0" l="0"/>
-            <wp:docPr id="1" name="" descr="" title=""/>
+            <wp:docPr id="1" name="Unit rate" descr="Picture illustrating the vocabulary word &quot;Unit rate&quot;" title="Unit rate"/>
             <wp:cNvGraphicFramePr>
               <a:graphicFrameLocks xmlns:a="http://schemas.openxmlformats.org/drawingml/2006/main" noChangeAspect="1"/>
             </wp:cNvGraphicFramePr>
@@ -602,10 +602,10 @@
           <w:b/>
           <w:bCs/>
         </w:rPr>
-        <w:t xml:space="preserve">Compare Ratios (Comparar razones)</w:t>
-      </w:r>
-      <w:r>
-        <w:t xml:space="preserve"> — Decide which ratio is greater, less, or equal by using equivalent ratios or unit rates.</w:t>
+        <w:t xml:space="preserve">Unit rate (Tasa unitaria)</w:t>
+      </w:r>
+      <w:r>
+        <w:t xml:space="preserve"> — A rate for just 1 of something, like cost for 1 item.</w:t>
       </w:r>
     </w:p>
     <w:p>
@@ -619,7 +619,7 @@
           <wp:inline distT="0" distB="0" distL="0" distR="0">
             <wp:extent cx="1047750" cy="790575"/>
             <wp:effectExtent t="0" r="0" b="0" l="0"/>
-            <wp:docPr id="1" name="" descr="" title=""/>
+            <wp:docPr id="1" name="Unit ratio" descr="Picture illustrating the vocabulary word &quot;Unit ratio&quot;" title="Unit ratio"/>
             <wp:cNvGraphicFramePr>
               <a:graphicFrameLocks xmlns:a="http://schemas.openxmlformats.org/drawingml/2006/main" noChangeAspect="1"/>
             </wp:cNvGraphicFramePr>
@@ -665,10 +665,10 @@
           <w:b/>
           <w:bCs/>
         </w:rPr>
-        <w:t xml:space="preserve">Convert Measurements within the Same System (Convertir medidas dentro del mismo sistema)</w:t>
-      </w:r>
-      <w:r>
-        <w:t xml:space="preserve"> — Rewriting a measurement in a different unit of the SAME system, such as feet into inches or liters into milliliters.</w:t>
+        <w:t xml:space="preserve">Unit ratio (Razón unitaria)</w:t>
+      </w:r>
+      <w:r>
+        <w:t xml:space="preserve"> — A ratio that compares an amount to exactly 1 unit of another quantity, like 12 inches to 1 foot.</w:t>
       </w:r>
     </w:p>
     <w:p>
@@ -682,133 +682,7 @@
           <wp:inline distT="0" distB="0" distL="0" distR="0">
             <wp:extent cx="1047750" cy="790575"/>
             <wp:effectExtent t="0" r="0" b="0" l="0"/>
-            <wp:docPr id="1" name="" descr="" title=""/>
-            <wp:cNvGraphicFramePr>
-              <a:graphicFrameLocks xmlns:a="http://schemas.openxmlformats.org/drawingml/2006/main" noChangeAspect="1"/>
-            </wp:cNvGraphicFramePr>
-            <a:graphic xmlns:a="http://schemas.openxmlformats.org/drawingml/2006/main">
-              <a:graphicData uri="http://schemas.openxmlformats.org/drawingml/2006/picture">
-                <pic:pic xmlns:pic="http://schemas.openxmlformats.org/drawingml/2006/picture">
-                  <pic:nvPicPr>
-                    <pic:cNvPr id="0" name="" descr=""/>
-                    <pic:cNvPicPr>
-                      <a:picLocks noChangeAspect="1" noChangeArrowheads="1"/>
-                    </pic:cNvPicPr>
-                  </pic:nvPicPr>
-                  <pic:blipFill>
-                    <a:blip r:embed="rId15" cstate="none"/>
-                    <a:srcRect/>
-                    <a:stretch>
-                      <a:fillRect/>
-                    </a:stretch>
-                  </pic:blipFill>
-                  <pic:spPr bwMode="auto">
-                    <a:xfrm>
-                      <a:off x="0" y="0"/>
-                      <a:ext cx="1047750" cy="790575"/>
-                    </a:xfrm>
-                    <a:prstGeom prst="rect">
-                      <a:avLst/>
-                    </a:prstGeom>
-                  </pic:spPr>
-                </pic:pic>
-              </a:graphicData>
-            </a:graphic>
-          </wp:inline>
-        </w:drawing>
-      </w:r>
-    </w:p>
-    <w:p>
-      <w:pPr>
-        <w:keepNext/>
-        <w:spacing w:after="120"/>
-      </w:pPr>
-      <w:r>
-        <w:rPr>
-          <w:b/>
-          <w:bCs/>
-        </w:rPr>
-        <w:t xml:space="preserve">Convert Measurements Between Systems (Convertir medidas entre sistemas)</w:t>
-      </w:r>
-      <w:r>
-        <w:t xml:space="preserve"> — Rewriting a customary measurement as a metric one, or the reverse, so two amounts can be compared.</w:t>
-      </w:r>
-    </w:p>
-    <w:p>
-      <w:pPr>
-        <w:keepNext/>
-        <w:spacing w:after="20" w:before="80"/>
-        <w:jc w:val="center"/>
-      </w:pPr>
-      <w:r>
-        <w:drawing>
-          <wp:inline distT="0" distB="0" distL="0" distR="0">
-            <wp:extent cx="1047750" cy="790575"/>
-            <wp:effectExtent t="0" r="0" b="0" l="0"/>
-            <wp:docPr id="1" name="" descr="" title=""/>
-            <wp:cNvGraphicFramePr>
-              <a:graphicFrameLocks xmlns:a="http://schemas.openxmlformats.org/drawingml/2006/main" noChangeAspect="1"/>
-            </wp:cNvGraphicFramePr>
-            <a:graphic xmlns:a="http://schemas.openxmlformats.org/drawingml/2006/main">
-              <a:graphicData uri="http://schemas.openxmlformats.org/drawingml/2006/picture">
-                <pic:pic xmlns:pic="http://schemas.openxmlformats.org/drawingml/2006/picture">
-                  <pic:nvPicPr>
-                    <pic:cNvPr id="0" name="" descr=""/>
-                    <pic:cNvPicPr>
-                      <a:picLocks noChangeAspect="1" noChangeArrowheads="1"/>
-                    </pic:cNvPicPr>
-                  </pic:nvPicPr>
-                  <pic:blipFill>
-                    <a:blip r:embed="rId15" cstate="none"/>
-                    <a:srcRect/>
-                    <a:stretch>
-                      <a:fillRect/>
-                    </a:stretch>
-                  </pic:blipFill>
-                  <pic:spPr bwMode="auto">
-                    <a:xfrm>
-                      <a:off x="0" y="0"/>
-                      <a:ext cx="1047750" cy="790575"/>
-                    </a:xfrm>
-                    <a:prstGeom prst="rect">
-                      <a:avLst/>
-                    </a:prstGeom>
-                  </pic:spPr>
-                </pic:pic>
-              </a:graphicData>
-            </a:graphic>
-          </wp:inline>
-        </w:drawing>
-      </w:r>
-    </w:p>
-    <w:p>
-      <w:pPr>
-        <w:keepNext/>
-        <w:spacing w:after="120"/>
-      </w:pPr>
-      <w:r>
-        <w:rPr>
-          <w:b/>
-          <w:bCs/>
-        </w:rPr>
-        <w:t xml:space="preserve">Unit Rate Problem Solving (Resolución de problemas con tasas unitarias)</w:t>
-      </w:r>
-      <w:r>
-        <w:t xml:space="preserve"> — Find an amount per 1 unit and use it to compare choices or solve a problem.</w:t>
-      </w:r>
-    </w:p>
-    <w:p>
-      <w:pPr>
-        <w:keepNext/>
-        <w:spacing w:after="20" w:before="80"/>
-        <w:jc w:val="center"/>
-      </w:pPr>
-      <w:r>
-        <w:drawing>
-          <wp:inline distT="0" distB="0" distL="0" distR="0">
-            <wp:extent cx="1047750" cy="790575"/>
-            <wp:effectExtent t="0" r="0" b="0" l="0"/>
-            <wp:docPr id="1" name="" descr="" title=""/>
+            <wp:docPr id="1" name="Conversion factor" descr="Picture illustrating the vocabulary word &quot;Conversion factor&quot;" title="Conversion factor"/>
             <wp:cNvGraphicFramePr>
               <a:graphicFrameLocks xmlns:a="http://schemas.openxmlformats.org/drawingml/2006/main" noChangeAspect="1"/>
             </wp:cNvGraphicFramePr>
@@ -854,10 +728,10 @@
           <w:b/>
           <w:bCs/>
         </w:rPr>
-        <w:t xml:space="preserve">Equivalent Ratios (Razones equivalentes)</w:t>
-      </w:r>
-      <w:r>
-        <w:t xml:space="preserve"> — Ratios that compare quantities in the same relationship.</w:t>
+        <w:t xml:space="preserve">Conversion factor (Factor de conversión)</w:t>
+      </w:r>
+      <w:r>
+        <w:t xml:space="preserve"> — The ratio that links a unit in one system to a unit in the other, such as 1 mile to about 1.609 kilometers.</w:t>
       </w:r>
     </w:p>
     <w:p>
@@ -871,70 +745,7 @@
           <wp:inline distT="0" distB="0" distL="0" distR="0">
             <wp:extent cx="1047750" cy="790575"/>
             <wp:effectExtent t="0" r="0" b="0" l="0"/>
-            <wp:docPr id="1" name="" descr="" title=""/>
-            <wp:cNvGraphicFramePr>
-              <a:graphicFrameLocks xmlns:a="http://schemas.openxmlformats.org/drawingml/2006/main" noChangeAspect="1"/>
-            </wp:cNvGraphicFramePr>
-            <a:graphic xmlns:a="http://schemas.openxmlformats.org/drawingml/2006/main">
-              <a:graphicData uri="http://schemas.openxmlformats.org/drawingml/2006/picture">
-                <pic:pic xmlns:pic="http://schemas.openxmlformats.org/drawingml/2006/picture">
-                  <pic:nvPicPr>
-                    <pic:cNvPr id="0" name="" descr=""/>
-                    <pic:cNvPicPr>
-                      <a:picLocks noChangeAspect="1" noChangeArrowheads="1"/>
-                    </pic:cNvPicPr>
-                  </pic:nvPicPr>
-                  <pic:blipFill>
-                    <a:blip r:embed="rId15" cstate="none"/>
-                    <a:srcRect/>
-                    <a:stretch>
-                      <a:fillRect/>
-                    </a:stretch>
-                  </pic:blipFill>
-                  <pic:spPr bwMode="auto">
-                    <a:xfrm>
-                      <a:off x="0" y="0"/>
-                      <a:ext cx="1047750" cy="790575"/>
-                    </a:xfrm>
-                    <a:prstGeom prst="rect">
-                      <a:avLst/>
-                    </a:prstGeom>
-                  </pic:spPr>
-                </pic:pic>
-              </a:graphicData>
-            </a:graphic>
-          </wp:inline>
-        </w:drawing>
-      </w:r>
-    </w:p>
-    <w:p>
-      <w:pPr>
-        <w:keepNext/>
-        <w:spacing w:after="120"/>
-      </w:pPr>
-      <w:r>
-        <w:rPr>
-          <w:b/>
-          <w:bCs/>
-        </w:rPr>
-        <w:t xml:space="preserve">Convert Measurement Units (Convertir unidades de medida)</w:t>
-      </w:r>
-      <w:r>
-        <w:t xml:space="preserve"> — Rename a measurement in a different unit without changing its amount.</w:t>
-      </w:r>
-    </w:p>
-    <w:p>
-      <w:pPr>
-        <w:keepNext/>
-        <w:spacing w:after="20" w:before="80"/>
-        <w:jc w:val="center"/>
-      </w:pPr>
-      <w:r>
-        <w:drawing>
-          <wp:inline distT="0" distB="0" distL="0" distR="0">
-            <wp:extent cx="1047750" cy="790575"/>
-            <wp:effectExtent t="0" r="0" b="0" l="0"/>
-            <wp:docPr id="1" name="" descr="" title=""/>
+            <wp:docPr id="1" name="Ratio" descr="Picture illustrating the vocabulary word &quot;Ratio&quot;" title="Ratio"/>
             <wp:cNvGraphicFramePr>
               <a:graphicFrameLocks xmlns:a="http://schemas.openxmlformats.org/drawingml/2006/main" noChangeAspect="1"/>
             </wp:cNvGraphicFramePr>
@@ -980,195 +791,6 @@
           <w:b/>
           <w:bCs/>
         </w:rPr>
-        <w:t xml:space="preserve">Unit rate (Tasa unitaria)</w:t>
-      </w:r>
-      <w:r>
-        <w:t xml:space="preserve"> — A rate for just 1 of something, like cost for 1 item.</w:t>
-      </w:r>
-    </w:p>
-    <w:p>
-      <w:pPr>
-        <w:keepNext/>
-        <w:spacing w:after="20" w:before="80"/>
-        <w:jc w:val="center"/>
-      </w:pPr>
-      <w:r>
-        <w:drawing>
-          <wp:inline distT="0" distB="0" distL="0" distR="0">
-            <wp:extent cx="1047750" cy="790575"/>
-            <wp:effectExtent t="0" r="0" b="0" l="0"/>
-            <wp:docPr id="1" name="" descr="" title=""/>
-            <wp:cNvGraphicFramePr>
-              <a:graphicFrameLocks xmlns:a="http://schemas.openxmlformats.org/drawingml/2006/main" noChangeAspect="1"/>
-            </wp:cNvGraphicFramePr>
-            <a:graphic xmlns:a="http://schemas.openxmlformats.org/drawingml/2006/main">
-              <a:graphicData uri="http://schemas.openxmlformats.org/drawingml/2006/picture">
-                <pic:pic xmlns:pic="http://schemas.openxmlformats.org/drawingml/2006/picture">
-                  <pic:nvPicPr>
-                    <pic:cNvPr id="0" name="" descr=""/>
-                    <pic:cNvPicPr>
-                      <a:picLocks noChangeAspect="1" noChangeArrowheads="1"/>
-                    </pic:cNvPicPr>
-                  </pic:nvPicPr>
-                  <pic:blipFill>
-                    <a:blip r:embed="rId15" cstate="none"/>
-                    <a:srcRect/>
-                    <a:stretch>
-                      <a:fillRect/>
-                    </a:stretch>
-                  </pic:blipFill>
-                  <pic:spPr bwMode="auto">
-                    <a:xfrm>
-                      <a:off x="0" y="0"/>
-                      <a:ext cx="1047750" cy="790575"/>
-                    </a:xfrm>
-                    <a:prstGeom prst="rect">
-                      <a:avLst/>
-                    </a:prstGeom>
-                  </pic:spPr>
-                </pic:pic>
-              </a:graphicData>
-            </a:graphic>
-          </wp:inline>
-        </w:drawing>
-      </w:r>
-    </w:p>
-    <w:p>
-      <w:pPr>
-        <w:keepNext/>
-        <w:spacing w:after="120"/>
-      </w:pPr>
-      <w:r>
-        <w:rPr>
-          <w:b/>
-          <w:bCs/>
-        </w:rPr>
-        <w:t xml:space="preserve">Unit ratio (Razón unitaria)</w:t>
-      </w:r>
-      <w:r>
-        <w:t xml:space="preserve"> — A ratio that compares an amount to exactly 1 unit of another quantity, like 12 inches to 1 foot.</w:t>
-      </w:r>
-    </w:p>
-    <w:p>
-      <w:pPr>
-        <w:keepNext/>
-        <w:spacing w:after="20" w:before="80"/>
-        <w:jc w:val="center"/>
-      </w:pPr>
-      <w:r>
-        <w:drawing>
-          <wp:inline distT="0" distB="0" distL="0" distR="0">
-            <wp:extent cx="1047750" cy="790575"/>
-            <wp:effectExtent t="0" r="0" b="0" l="0"/>
-            <wp:docPr id="1" name="" descr="" title=""/>
-            <wp:cNvGraphicFramePr>
-              <a:graphicFrameLocks xmlns:a="http://schemas.openxmlformats.org/drawingml/2006/main" noChangeAspect="1"/>
-            </wp:cNvGraphicFramePr>
-            <a:graphic xmlns:a="http://schemas.openxmlformats.org/drawingml/2006/main">
-              <a:graphicData uri="http://schemas.openxmlformats.org/drawingml/2006/picture">
-                <pic:pic xmlns:pic="http://schemas.openxmlformats.org/drawingml/2006/picture">
-                  <pic:nvPicPr>
-                    <pic:cNvPr id="0" name="" descr=""/>
-                    <pic:cNvPicPr>
-                      <a:picLocks noChangeAspect="1" noChangeArrowheads="1"/>
-                    </pic:cNvPicPr>
-                  </pic:nvPicPr>
-                  <pic:blipFill>
-                    <a:blip r:embed="rId18" cstate="none"/>
-                    <a:srcRect/>
-                    <a:stretch>
-                      <a:fillRect/>
-                    </a:stretch>
-                  </pic:blipFill>
-                  <pic:spPr bwMode="auto">
-                    <a:xfrm>
-                      <a:off x="0" y="0"/>
-                      <a:ext cx="1047750" cy="790575"/>
-                    </a:xfrm>
-                    <a:prstGeom prst="rect">
-                      <a:avLst/>
-                    </a:prstGeom>
-                  </pic:spPr>
-                </pic:pic>
-              </a:graphicData>
-            </a:graphic>
-          </wp:inline>
-        </w:drawing>
-      </w:r>
-    </w:p>
-    <w:p>
-      <w:pPr>
-        <w:keepNext/>
-        <w:spacing w:after="120"/>
-      </w:pPr>
-      <w:r>
-        <w:rPr>
-          <w:b/>
-          <w:bCs/>
-        </w:rPr>
-        <w:t xml:space="preserve">Conversion factor (Factor de conversión)</w:t>
-      </w:r>
-      <w:r>
-        <w:t xml:space="preserve"> — The ratio that links a unit in one system to a unit in the other, such as 1 mile to about 1.609 kilometers.</w:t>
-      </w:r>
-    </w:p>
-    <w:p>
-      <w:pPr>
-        <w:keepNext/>
-        <w:spacing w:after="20" w:before="80"/>
-        <w:jc w:val="center"/>
-      </w:pPr>
-      <w:r>
-        <w:drawing>
-          <wp:inline distT="0" distB="0" distL="0" distR="0">
-            <wp:extent cx="1047750" cy="790575"/>
-            <wp:effectExtent t="0" r="0" b="0" l="0"/>
-            <wp:docPr id="1" name="" descr="" title=""/>
-            <wp:cNvGraphicFramePr>
-              <a:graphicFrameLocks xmlns:a="http://schemas.openxmlformats.org/drawingml/2006/main" noChangeAspect="1"/>
-            </wp:cNvGraphicFramePr>
-            <a:graphic xmlns:a="http://schemas.openxmlformats.org/drawingml/2006/main">
-              <a:graphicData uri="http://schemas.openxmlformats.org/drawingml/2006/picture">
-                <pic:pic xmlns:pic="http://schemas.openxmlformats.org/drawingml/2006/picture">
-                  <pic:nvPicPr>
-                    <pic:cNvPr id="0" name="" descr=""/>
-                    <pic:cNvPicPr>
-                      <a:picLocks noChangeAspect="1" noChangeArrowheads="1"/>
-                    </pic:cNvPicPr>
-                  </pic:nvPicPr>
-                  <pic:blipFill>
-                    <a:blip r:embed="rId19" cstate="none"/>
-                    <a:srcRect/>
-                    <a:stretch>
-                      <a:fillRect/>
-                    </a:stretch>
-                  </pic:blipFill>
-                  <pic:spPr bwMode="auto">
-                    <a:xfrm>
-                      <a:off x="0" y="0"/>
-                      <a:ext cx="1047750" cy="790575"/>
-                    </a:xfrm>
-                    <a:prstGeom prst="rect">
-                      <a:avLst/>
-                    </a:prstGeom>
-                  </pic:spPr>
-                </pic:pic>
-              </a:graphicData>
-            </a:graphic>
-          </wp:inline>
-        </w:drawing>
-      </w:r>
-    </w:p>
-    <w:p>
-      <w:pPr>
-        <w:keepNext/>
-        <w:spacing w:after="120"/>
-      </w:pPr>
-      <w:r>
-        <w:rPr>
-          <w:b/>
-          <w:bCs/>
-        </w:rPr>
         <w:t xml:space="preserve">Ratio (Razón)</w:t>
       </w:r>
       <w:r>
@@ -1217,15 +839,15 @@
         <w:spacing w:after="40" w:before="0"/>
       </w:pPr>
       <w:r>
-        <w:t xml:space="preserve">     A. (8, 24)</w:t>
-      </w:r>
-    </w:p>
-    <w:p>
-      <w:pPr>
-        <w:spacing w:after="40" w:before="0"/>
-      </w:pPr>
-      <w:r>
-        <w:t xml:space="preserve">     B. (7, 20)</w:t>
+        <w:t xml:space="preserve">     A. (7, 20)</w:t>
+      </w:r>
+    </w:p>
+    <w:p>
+      <w:pPr>
+        <w:spacing w:after="40" w:before="0"/>
+      </w:pPr>
+      <w:r>
+        <w:t xml:space="preserve">     B. (8, 24)</w:t>
       </w:r>
     </w:p>
     <w:p>
@@ -1272,31 +894,31 @@
         <w:spacing w:after="40" w:before="0"/>
       </w:pPr>
       <w:r>
-        <w:t xml:space="preserve">     A. A straight line through the origin</w:t>
-      </w:r>
-    </w:p>
-    <w:p>
-      <w:pPr>
-        <w:spacing w:after="40" w:before="0"/>
-      </w:pPr>
-      <w:r>
-        <w:t xml:space="preserve">     B. A curved line</w:t>
-      </w:r>
-    </w:p>
-    <w:p>
-      <w:pPr>
-        <w:spacing w:after="40" w:before="0"/>
-      </w:pPr>
-      <w:r>
-        <w:t xml:space="preserve">     C. A zigzag</w:t>
-      </w:r>
-    </w:p>
-    <w:p>
-      <w:pPr>
-        <w:spacing w:after="40" w:before="0"/>
-      </w:pPr>
-      <w:r>
-        <w:t xml:space="preserve">     D. A circle</w:t>
+        <w:t xml:space="preserve">     A. A curved line</w:t>
+      </w:r>
+    </w:p>
+    <w:p>
+      <w:pPr>
+        <w:spacing w:after="40" w:before="0"/>
+      </w:pPr>
+      <w:r>
+        <w:t xml:space="preserve">     B. A zigzag</w:t>
+      </w:r>
+    </w:p>
+    <w:p>
+      <w:pPr>
+        <w:spacing w:after="40" w:before="0"/>
+      </w:pPr>
+      <w:r>
+        <w:t xml:space="preserve">     C. A circle</w:t>
+      </w:r>
+    </w:p>
+    <w:p>
+      <w:pPr>
+        <w:spacing w:after="40" w:before="0"/>
+      </w:pPr>
+      <w:r>
+        <w:t xml:space="preserve">     D. A straight line through the origin</w:t>
       </w:r>
     </w:p>
     <w:p>
@@ -1327,31 +949,31 @@
         <w:spacing w:after="40" w:before="0"/>
       </w:pPr>
       <w:r>
-        <w:t xml:space="preserve">     A. 4:1</w:t>
-      </w:r>
-    </w:p>
-    <w:p>
-      <w:pPr>
-        <w:spacing w:after="40" w:before="0"/>
-      </w:pPr>
-      <w:r>
-        <w:t xml:space="preserve">     B. 1:4</w:t>
-      </w:r>
-    </w:p>
-    <w:p>
-      <w:pPr>
-        <w:spacing w:after="40" w:before="0"/>
-      </w:pPr>
-      <w:r>
-        <w:t xml:space="preserve">     C. 2:8</w:t>
-      </w:r>
-    </w:p>
-    <w:p>
-      <w:pPr>
-        <w:spacing w:after="40" w:before="0"/>
-      </w:pPr>
-      <w:r>
-        <w:t xml:space="preserve">     D. 3:4</w:t>
+        <w:t xml:space="preserve">     A. 1:4</w:t>
+      </w:r>
+    </w:p>
+    <w:p>
+      <w:pPr>
+        <w:spacing w:after="40" w:before="0"/>
+      </w:pPr>
+      <w:r>
+        <w:t xml:space="preserve">     B. 2:8</w:t>
+      </w:r>
+    </w:p>
+    <w:p>
+      <w:pPr>
+        <w:spacing w:after="40" w:before="0"/>
+      </w:pPr>
+      <w:r>
+        <w:t xml:space="preserve">     C. 3:4</w:t>
+      </w:r>
+    </w:p>
+    <w:p>
+      <w:pPr>
+        <w:spacing w:after="40" w:before="0"/>
+      </w:pPr>
+      <w:r>
+        <w:t xml:space="preserve">     D. 4:1</w:t>
       </w:r>
     </w:p>
     <w:p>
@@ -1382,15 +1004,15 @@
         <w:spacing w:after="40" w:before="0"/>
       </w:pPr>
       <w:r>
-        <w:t xml:space="preserve">     A. Student B</w:t>
-      </w:r>
-    </w:p>
-    <w:p>
-      <w:pPr>
-        <w:spacing w:after="40" w:before="0"/>
-      </w:pPr>
-      <w:r>
-        <w:t xml:space="preserve">     B. Student A</w:t>
+        <w:t xml:space="preserve">     A. Student A</w:t>
+      </w:r>
+    </w:p>
+    <w:p>
+      <w:pPr>
+        <w:spacing w:after="40" w:before="0"/>
+      </w:pPr>
+      <w:r>
+        <w:t xml:space="preserve">     B. Student B</w:t>
       </w:r>
     </w:p>
     <w:p>
@@ -1437,31 +1059,31 @@
         <w:spacing w:after="40" w:before="0"/>
       </w:pPr>
       <w:r>
-        <w:t xml:space="preserve">     A. Store B</w:t>
-      </w:r>
-    </w:p>
-    <w:p>
-      <w:pPr>
-        <w:spacing w:after="40" w:before="0"/>
-      </w:pPr>
-      <w:r>
-        <w:t xml:space="preserve">     B. Store A</w:t>
-      </w:r>
-    </w:p>
-    <w:p>
-      <w:pPr>
-        <w:spacing w:after="40" w:before="0"/>
-      </w:pPr>
-      <w:r>
-        <w:t xml:space="preserve">     C. Same price</w:t>
-      </w:r>
-    </w:p>
-    <w:p>
-      <w:pPr>
-        <w:spacing w:after="40" w:before="0"/>
-      </w:pPr>
-      <w:r>
-        <w:t xml:space="preserve">     D. Cannot determine</w:t>
+        <w:t xml:space="preserve">     A. Store A</w:t>
+      </w:r>
+    </w:p>
+    <w:p>
+      <w:pPr>
+        <w:spacing w:after="40" w:before="0"/>
+      </w:pPr>
+      <w:r>
+        <w:t xml:space="preserve">     B. Same price</w:t>
+      </w:r>
+    </w:p>
+    <w:p>
+      <w:pPr>
+        <w:spacing w:after="40" w:before="0"/>
+      </w:pPr>
+      <w:r>
+        <w:t xml:space="preserve">     C. Cannot determine</w:t>
+      </w:r>
+    </w:p>
+    <w:p>
+      <w:pPr>
+        <w:spacing w:after="40" w:before="0"/>
+      </w:pPr>
+      <w:r>
+        <w:t xml:space="preserve">     D. Store B</w:t>
       </w:r>
     </w:p>
     <w:p>
@@ -1581,7 +1203,7 @@
         <w:spacing w:after="40" w:before="0"/>
       </w:pPr>
       <w:r>
-        <w:t xml:space="preserve">     A. 8 times</w:t>
+        <w:t xml:space="preserve">     A. 2 times</w:t>
       </w:r>
     </w:p>
     <w:p>
@@ -1597,7 +1219,7 @@
         <w:spacing w:after="40" w:before="0"/>
       </w:pPr>
       <w:r>
-        <w:t xml:space="preserve">     C. 2 times</w:t>
+        <w:t xml:space="preserve">     C. 8 times</w:t>
       </w:r>
     </w:p>
     <w:p>
@@ -1725,15 +1347,15 @@
         <w:spacing w:after="40" w:before="0"/>
       </w:pPr>
       <w:r>
-        <w:t xml:space="preserve">     A. The 10–25 kg package</w:t>
-      </w:r>
-    </w:p>
-    <w:p>
-      <w:pPr>
-        <w:spacing w:after="40" w:before="0"/>
-      </w:pPr>
-      <w:r>
-        <w:t xml:space="preserve">     B. The 4–10 kg package</w:t>
+        <w:t xml:space="preserve">     A. The 4–10 kg package</w:t>
+      </w:r>
+    </w:p>
+    <w:p>
+      <w:pPr>
+        <w:spacing w:after="40" w:before="0"/>
+      </w:pPr>
+      <w:r>
+        <w:t xml:space="preserve">     B. The 10–25 kg package</w:t>
       </w:r>
     </w:p>
     <w:p>
@@ -1879,7 +1501,7 @@
           <w:b/>
           <w:bCs/>
         </w:rPr>
-        <w:t xml:space="preserve">1. A. (8, 24)</w:t>
+        <w:t xml:space="preserve">1. B. (8, 24)</w:t>
       </w:r>
     </w:p>
     <w:p>
@@ -1911,7 +1533,7 @@
           <w:b/>
           <w:bCs/>
         </w:rPr>
-        <w:t xml:space="preserve">2. A. A straight line through the origin</w:t>
+        <w:t xml:space="preserve">2. D. A straight line through the origin</w:t>
       </w:r>
     </w:p>
     <w:p>
@@ -1943,7 +1565,7 @@
           <w:b/>
           <w:bCs/>
         </w:rPr>
-        <w:t xml:space="preserve">3. A. 4:1</w:t>
+        <w:t xml:space="preserve">3. D. 4:1</w:t>
       </w:r>
     </w:p>
     <w:p>
@@ -1975,7 +1597,7 @@
           <w:b/>
           <w:bCs/>
         </w:rPr>
-        <w:t xml:space="preserve">4. A. Student B</w:t>
+        <w:t xml:space="preserve">4. B. Student B</w:t>
       </w:r>
     </w:p>
     <w:p>
@@ -2007,7 +1629,7 @@
           <w:b/>
           <w:bCs/>
         </w:rPr>
-        <w:t xml:space="preserve">5. A. Store B</w:t>
+        <w:t xml:space="preserve">5. D. Store B</w:t>
       </w:r>
     </w:p>
     <w:p>
@@ -2075,7 +1697,7 @@
           <w:b/>
           <w:bCs/>
         </w:rPr>
-        <w:t xml:space="preserve">7. A. 8 times</w:t>
+        <w:t xml:space="preserve">7. C. 8 times</w:t>
       </w:r>
     </w:p>
     <w:p>
@@ -2143,7 +1765,7 @@
           <w:b/>
           <w:bCs/>
         </w:rPr>
-        <w:t xml:space="preserve">9. A. The 10–25 kg package</w:t>
+        <w:t xml:space="preserve">9. B. The 10–25 kg package</w:t>
       </w:r>
     </w:p>
     <w:p>
@@ -2388,7 +2010,14 @@
 <file path=word/styles.xml><?xml version="1.0" encoding="utf-8"?>
 <w:styles xmlns:mc="http://schemas.openxmlformats.org/markup-compatibility/2006" xmlns:r="http://schemas.openxmlformats.org/officeDocument/2006/relationships" xmlns:w="http://schemas.openxmlformats.org/wordprocessingml/2006/main" xmlns:w14="http://schemas.microsoft.com/office/word/2010/wordml" xmlns:w15="http://schemas.microsoft.com/office/word/2012/wordml" mc:Ignorable="w14 w15">
   <w:docDefaults>
-    <w:rPrDefault/>
+    <w:rPrDefault>
+      <w:rPr>
+        <w:rFonts w:ascii="Arial" w:cs="Arial" w:eastAsia="Arial" w:hAnsi="Arial"/>
+        <w:sz w:val="22"/>
+        <w:szCs w:val="22"/>
+        <w:lang w:val="en-US"/>
+      </w:rPr>
+    </w:rPrDefault>
     <w:pPrDefault/>
   </w:docDefaults>
   <w:style w:type="paragraph" w:styleId="Title">
@@ -2406,10 +2035,16 @@
     <w:basedOn w:val="Normal"/>
     <w:next w:val="Normal"/>
     <w:qFormat/>
+    <w:pPr>
+      <w:keepNext/>
+    </w:pPr>
     <w:rPr>
-      <w:color w:val="2E74B5"/>
-      <w:sz w:val="32"/>
-      <w:szCs w:val="32"/>
+      <w:rFonts w:ascii="Arial" w:cs="Arial" w:eastAsia="Arial" w:hAnsi="Arial"/>
+      <w:b/>
+      <w:bCs/>
+      <w:color w:val="183E56"/>
+      <w:sz w:val="34"/>
+      <w:szCs w:val="34"/>
     </w:rPr>
   </w:style>
   <w:style w:type="paragraph" w:styleId="Heading2">
@@ -2417,8 +2052,14 @@
     <w:basedOn w:val="Normal"/>
     <w:next w:val="Normal"/>
     <w:qFormat/>
+    <w:pPr>
+      <w:keepNext/>
+    </w:pPr>
     <w:rPr>
-      <w:color w:val="2E74B5"/>
+      <w:rFonts w:ascii="Arial" w:cs="Arial" w:eastAsia="Arial" w:hAnsi="Arial"/>
+      <w:b/>
+      <w:bCs/>
+      <w:color w:val="176B70"/>
       <w:sz w:val="26"/>
       <w:szCs w:val="26"/>
     </w:rPr>

--- a/lessons/3-10-catchup/homework.docx
+++ b/lessons/3-10-catchup/homework.docx
@@ -1472,356 +1472,6 @@
           <w:color w:val="BBBBBB"/>
         </w:rPr>
         <w:t xml:space="preserve">______________________________________________________________________</w:t>
-      </w:r>
-    </w:p>
-    <w:p>
-      <w:r>
-        <w:br w:type="page"/>
-      </w:r>
-    </w:p>
-    <w:p>
-      <w:pPr>
-        <w:pStyle w:val="Heading1"/>
-        <w:spacing w:after="120"/>
-      </w:pPr>
-      <w:r>
-        <w:rPr>
-          <w:b/>
-          <w:bCs/>
-        </w:rPr>
-        <w:t xml:space="preserve">Answer Key (Teacher)</w:t>
-      </w:r>
-    </w:p>
-    <w:p>
-      <w:pPr>
-        <w:spacing w:after="40" w:before="0"/>
-      </w:pPr>
-      <w:r>
-        <w:rPr>
-          <w:b/>
-          <w:bCs/>
-        </w:rPr>
-        <w:t xml:space="preserve">1. B. (8, 24)</w:t>
-      </w:r>
-    </w:p>
-    <w:p>
-      <w:pPr>
-        <w:spacing w:after="20" w:before="0"/>
-      </w:pPr>
-      <w:r>
-        <w:t xml:space="preserve">     The pattern adds 2 to x and 6 to y each time. After (6, 18): x = 6+2 = 8, y = 18+6 = 24. The next point is (8, 24).</w:t>
-      </w:r>
-    </w:p>
-    <w:p>
-      <w:pPr>
-        <w:spacing w:after="80" w:before="0"/>
-      </w:pPr>
-      <w:r>
-        <w:rPr>
-          <w:i/>
-          <w:iCs/>
-        </w:rPr>
-        <w:t xml:space="preserve">     Watch for: A common mistake in Convert Measurement Units is applying the conversion factor in the wrong direction — for example, converting 4 feet to inches by dividing (4 ÷ 12 = 0.33 inches) instead of multiplying (4 × 12 = 48 inches), or converting 80 ounces to pounds by multiplying (80 × 16 = 1,280 pounds) instead of dividing (80 ÷ 16 = 5 pounds). Before you answer, ask: am I changing to a SMALLER unit (there will be MORE of them, so multiply) or a BIGGER unit (there will be FEWER of them, so divide)?</w:t>
-      </w:r>
-    </w:p>
-    <w:p>
-      <w:pPr>
-        <w:spacing w:after="40" w:before="0"/>
-      </w:pPr>
-      <w:r>
-        <w:rPr>
-          <w:b/>
-          <w:bCs/>
-        </w:rPr>
-        <w:t xml:space="preserve">2. D. A straight line through the origin</w:t>
-      </w:r>
-    </w:p>
-    <w:p>
-      <w:pPr>
-        <w:spacing w:after="20" w:before="0"/>
-      </w:pPr>
-      <w:r>
-        <w:t xml:space="preserve">     Equivalent ratios are proportional, so their graph is always a straight line that passes through the origin (0, 0).</w:t>
-      </w:r>
-    </w:p>
-    <w:p>
-      <w:pPr>
-        <w:spacing w:after="80" w:before="0"/>
-      </w:pPr>
-      <w:r>
-        <w:rPr>
-          <w:i/>
-          <w:iCs/>
-        </w:rPr>
-        <w:t xml:space="preserve">     Watch for: A common mistake in Convert Measurement Units is applying the conversion factor in the wrong direction — for example, converting 4 feet to inches by dividing (4 ÷ 12 = 0.33 inches) instead of multiplying (4 × 12 = 48 inches), or converting 80 ounces to pounds by multiplying (80 × 16 = 1,280 pounds) instead of dividing (80 ÷ 16 = 5 pounds). Before you answer, ask: am I changing to a SMALLER unit (there will be MORE of them, so multiply) or a BIGGER unit (there will be FEWER of them, so divide)?</w:t>
-      </w:r>
-    </w:p>
-    <w:p>
-      <w:pPr>
-        <w:spacing w:after="40" w:before="0"/>
-      </w:pPr>
-      <w:r>
-        <w:rPr>
-          <w:b/>
-          <w:bCs/>
-        </w:rPr>
-        <w:t xml:space="preserve">3. D. 4:1</w:t>
-      </w:r>
-    </w:p>
-    <w:p>
-      <w:pPr>
-        <w:spacing w:after="20" w:before="0"/>
-      </w:pPr>
-      <w:r>
-        <w:t xml:space="preserve">     For each point: 4÷1 = 4, 8÷2 = 4, 12÷3 = 4. The ratio of y to x is always 4:1.</w:t>
-      </w:r>
-    </w:p>
-    <w:p>
-      <w:pPr>
-        <w:spacing w:after="80" w:before="0"/>
-      </w:pPr>
-      <w:r>
-        <w:rPr>
-          <w:i/>
-          <w:iCs/>
-        </w:rPr>
-        <w:t xml:space="preserve">     Watch for: A common mistake in Convert Measurement Units is applying the conversion factor in the wrong direction — for example, converting 4 feet to inches by dividing (4 ÷ 12 = 0.33 inches) instead of multiplying (4 × 12 = 48 inches), or converting 80 ounces to pounds by multiplying (80 × 16 = 1,280 pounds) instead of dividing (80 ÷ 16 = 5 pounds). Before you answer, ask: am I changing to a SMALLER unit (there will be MORE of them, so multiply) or a BIGGER unit (there will be FEWER of them, so divide)?</w:t>
-      </w:r>
-    </w:p>
-    <w:p>
-      <w:pPr>
-        <w:spacing w:after="40" w:before="0"/>
-      </w:pPr>
-      <w:r>
-        <w:rPr>
-          <w:b/>
-          <w:bCs/>
-        </w:rPr>
-        <w:t xml:space="preserve">4. B. Student B</w:t>
-      </w:r>
-    </w:p>
-    <w:p>
-      <w:pPr>
-        <w:spacing w:after="20" w:before="0"/>
-      </w:pPr>
-      <w:r>
-        <w:t xml:space="preserve">     Student A's ratio is 1:2 (y goes up 2 for each 1 in x). Student B's ratio is 1:3 (y goes up 3 for each 1 in x). A higher rate of change means a steeper line, so Student B's is steeper.</w:t>
-      </w:r>
-    </w:p>
-    <w:p>
-      <w:pPr>
-        <w:spacing w:after="80" w:before="0"/>
-      </w:pPr>
-      <w:r>
-        <w:rPr>
-          <w:i/>
-          <w:iCs/>
-        </w:rPr>
-        <w:t xml:space="preserve">     Watch for: A common mistake in Convert Measurement Units is applying the conversion factor in the wrong direction — for example, converting 4 feet to inches by dividing (4 ÷ 12 = 0.33 inches) instead of multiplying (4 × 12 = 48 inches), or converting 80 ounces to pounds by multiplying (80 × 16 = 1,280 pounds) instead of dividing (80 ÷ 16 = 5 pounds). Before you answer, ask: am I changing to a SMALLER unit (there will be MORE of them, so multiply) or a BIGGER unit (there will be FEWER of them, so divide)?</w:t>
-      </w:r>
-    </w:p>
-    <w:p>
-      <w:pPr>
-        <w:spacing w:after="40" w:before="0"/>
-      </w:pPr>
-      <w:r>
-        <w:rPr>
-          <w:b/>
-          <w:bCs/>
-        </w:rPr>
-        <w:t xml:space="preserve">5. D. Store B</w:t>
-      </w:r>
-    </w:p>
-    <w:p>
-      <w:pPr>
-        <w:spacing w:after="20" w:before="0"/>
-      </w:pPr>
-      <w:r>
-        <w:t xml:space="preserve">     Store A: $6÷3 = $2.00 per mango. Store B: $9÷5 = $1.80 per mango. Store B has the better (lower) price per mango.</w:t>
-      </w:r>
-    </w:p>
-    <w:p>
-      <w:pPr>
-        <w:spacing w:after="80" w:before="0"/>
-      </w:pPr>
-      <w:r>
-        <w:rPr>
-          <w:i/>
-          <w:iCs/>
-        </w:rPr>
-        <w:t xml:space="preserve">     Watch for: A common mistake in Convert Measurement Units is applying the conversion factor in the wrong direction — for example, converting 4 feet to inches by dividing (4 ÷ 12 = 0.33 inches) instead of multiplying (4 × 12 = 48 inches), or converting 80 ounces to pounds by multiplying (80 × 16 = 1,280 pounds) instead of dividing (80 ÷ 16 = 5 pounds). Before you answer, ask: am I changing to a SMALLER unit (there will be MORE of them, so multiply) or a BIGGER unit (there will be FEWER of them, so divide)?</w:t>
-      </w:r>
-    </w:p>
-    <w:p>
-      <w:pPr>
-        <w:spacing w:after="40" w:before="0"/>
-      </w:pPr>
-      <w:r>
-        <w:rPr>
-          <w:b/>
-          <w:bCs/>
-        </w:rPr>
-        <w:t xml:space="preserve">6. (Lesson 3.5) Spot the Common Mistake</w:t>
-      </w:r>
-    </w:p>
-    <w:p>
-      <w:pPr>
-        <w:spacing w:after="20" w:before="0"/>
-      </w:pPr>
-      <w:r>
-        <w:t xml:space="preserve">     The mistake is in Step 3.</w:t>
-      </w:r>
-    </w:p>
-    <w:p>
-      <w:pPr>
-        <w:spacing w:after="20" w:before="0"/>
-      </w:pPr>
-      <w:r>
-        <w:t xml:space="preserve">     Correct work: Each ratio needs its own multiplier to reach 24 — Chef Reyes and Chef Tran do not use the same multiplier. Chef Tran's vinegar is 8, and 8 × 3 = 24 (not 8 × 4 = 32), so multiply BOTH parts of his ratio by 3, not 4: oil = 5 × 3 = 15, giving 15:24. Now compare with equal vinegar (24): Chef Reyes has 16 tbsp oil and Chef Tran has 15 tbsp oil. Since 16 &gt; 15, Chef Reyes's dressing is actually oilier.</w:t>
-      </w:r>
-    </w:p>
-    <w:p>
-      <w:pPr>
-        <w:spacing w:after="80" w:before="0"/>
-      </w:pPr>
-      <w:r>
-        <w:t xml:space="preserve">     Watch for: Each ratio needs its own multiplier to reach 24. Chef Reyes's vinegar 6 × 4 = 24 is right, but Chef Tran's vinegar is 8, and 8 × 3 = 24, so both parts of his ratio scale by 3: 5 × 3 = 15, giving 15:24 instead of 20:24. Compared at equal vinegar, 16 tbsp of oil beats 15, so Chef Reyes's dressing is the oilier one.</w:t>
-      </w:r>
-    </w:p>
-    <w:p>
-      <w:pPr>
-        <w:spacing w:after="40" w:before="0"/>
-      </w:pPr>
-      <w:r>
-        <w:rPr>
-          <w:b/>
-          <w:bCs/>
-        </w:rPr>
-        <w:t xml:space="preserve">7. C. 8 times</w:t>
-      </w:r>
-    </w:p>
-    <w:p>
-      <w:pPr>
-        <w:spacing w:after="20" w:before="0"/>
-      </w:pPr>
-      <w:r>
-        <w:t xml:space="preserve">     Convert first: 4 L = 4,000 mL. Then solve ? × 500 = 4,000, giving 8 fills.</w:t>
-      </w:r>
-    </w:p>
-    <w:p>
-      <w:pPr>
-        <w:spacing w:after="80" w:before="0"/>
-      </w:pPr>
-      <w:r>
-        <w:rPr>
-          <w:i/>
-          <w:iCs/>
-        </w:rPr>
-        <w:t xml:space="preserve">     Watch for: A common mistake in Convert Measurement Units is applying the conversion factor in the wrong direction — for example, converting 4 feet to inches by dividing (4 ÷ 12 = 0.33 inches) instead of multiplying (4 × 12 = 48 inches), or converting 80 ounces to pounds by multiplying (80 × 16 = 1,280 pounds) instead of dividing (80 ÷ 16 = 5 pounds). Before you answer, ask: am I changing to a SMALLER unit (there will be MORE of them, so multiply) or a BIGGER unit (there will be FEWER of them, so divide)?</w:t>
-      </w:r>
-    </w:p>
-    <w:p>
-      <w:pPr>
-        <w:spacing w:after="40" w:before="0"/>
-      </w:pPr>
-      <w:r>
-        <w:rPr>
-          <w:b/>
-          <w:bCs/>
-        </w:rPr>
-        <w:t xml:space="preserve">8. (Lesson 3.6) Find the error</w:t>
-      </w:r>
-    </w:p>
-    <w:p>
-      <w:pPr>
-        <w:spacing w:after="20" w:before="0"/>
-      </w:pPr>
-      <w:r>
-        <w:t xml:space="preserve">     The mistake is in Step 4.</w:t>
-      </w:r>
-    </w:p>
-    <w:p>
-      <w:pPr>
-        <w:spacing w:after="20" w:before="0"/>
-      </w:pPr>
-      <w:r>
-        <w:t xml:space="preserve">     Correct work: Step 3 compares correctly but concludes backwards. The recipe needs 32 ounces and the scale shows 40 ounces. Since 40 &gt; 32, there is MORE than enough flour — 8 ounces extra.</w:t>
-      </w:r>
-    </w:p>
-    <w:p>
-      <w:pPr>
-        <w:spacing w:after="80" w:before="0"/>
-      </w:pPr>
-      <w:r>
-        <w:t xml:space="preserve">     Watch for: Converting is only half the job. After both amounts share a unit, read the comparison in the direction the question actually asks.</w:t>
-      </w:r>
-    </w:p>
-    <w:p>
-      <w:pPr>
-        <w:spacing w:after="40" w:before="0"/>
-      </w:pPr>
-      <w:r>
-        <w:rPr>
-          <w:b/>
-          <w:bCs/>
-        </w:rPr>
-        <w:t xml:space="preserve">9. B. The 10–25 kg package</w:t>
-      </w:r>
-    </w:p>
-    <w:p>
-      <w:pPr>
-        <w:spacing w:after="20" w:before="0"/>
-      </w:pPr>
-      <w:r>
-        <w:t xml:space="preserve">     31 pounds ≈ 0.45 × 31 ≈ 14 kilograms, which falls inside the 10–25 kilogram package.</w:t>
-      </w:r>
-    </w:p>
-    <w:p>
-      <w:pPr>
-        <w:spacing w:after="80" w:before="0"/>
-      </w:pPr>
-      <w:r>
-        <w:rPr>
-          <w:i/>
-          <w:iCs/>
-        </w:rPr>
-        <w:t xml:space="preserve">     Watch for: A common mistake in Convert Measurement Units is applying the conversion factor in the wrong direction — for example, converting 4 feet to inches by dividing (4 ÷ 12 = 0.33 inches) instead of multiplying (4 × 12 = 48 inches), or converting 80 ounces to pounds by multiplying (80 × 16 = 1,280 pounds) instead of dividing (80 ÷ 16 = 5 pounds). Before you answer, ask: am I changing to a SMALLER unit (there will be MORE of them, so multiply) or a BIGGER unit (there will be FEWER of them, so divide)?</w:t>
-      </w:r>
-    </w:p>
-    <w:p>
-      <w:pPr>
-        <w:spacing w:after="40" w:before="0"/>
-      </w:pPr>
-      <w:r>
-        <w:rPr>
-          <w:b/>
-          <w:bCs/>
-        </w:rPr>
-        <w:t xml:space="preserve">10. (Lesson 3.7) Find the error</w:t>
-      </w:r>
-    </w:p>
-    <w:p>
-      <w:pPr>
-        <w:spacing w:after="20" w:before="0"/>
-      </w:pPr>
-      <w:r>
-        <w:t xml:space="preserve">     The mistake is in Step 4.</w:t>
-      </w:r>
-    </w:p>
-    <w:p>
-      <w:pPr>
-        <w:spacing w:after="20" w:before="0"/>
-      </w:pPr>
-      <w:r>
-        <w:t xml:space="preserve">     Correct work: Step 3 claims an exact equality. The conversion factor 0.45 is rounded (1 pound is about 0.4536 kilogram), so the result must be written 2 pounds ≈ 0.9 kilogram.</w:t>
-      </w:r>
-    </w:p>
-    <w:p>
-      <w:pPr>
-        <w:spacing w:after="80" w:before="0"/>
-      </w:pPr>
-      <w:r>
-        <w:t xml:space="preserve">     Watch for: Conversions between systems are approximations. Using = instead of ≈ claims a precision the conversion factor never had.</w:t>
       </w:r>
     </w:p>
     <w:sectPr>
